--- a/ADR_043.docx
+++ b/ADR_043.docx
@@ -220,6 +220,14 @@
                 <w:szCs w:val="20"/>
               </w:rPr>
               <w:t xml:space="preserve">DECIDED — September 20, 2026. Supersedes all prior informal records of a 'target production machine'.</w:t>
+            </w:r>
+            <w:r>
+              <w:rPr>
+                <w:rFonts w:ascii="Calibri" w:cs="Calibri" w:eastAsia="Calibri" w:hAnsi="Calibri"/>
+                <w:sz w:val="20"/>
+                <w:szCs w:val="20"/>
+              </w:rPr>
+              <w:t xml:space="preserve"> AMENDED September 29, 2026 by ADR-047 §7 and §12 (marked in place September 30, 2026): the Section 7 VPS migration of the public pipeline is not being pursued — no VPS exists, and the four containers remain on this host under the ADR-047 §3 memory budget. Correction: a Claude Pro subscription does not include API usage; the API is billed separately. The Section 10 local model refresh was carried out by ADR-047 §4 and §14.</w:t>
             </w:r>
           </w:p>
         </w:tc>
@@ -1294,6 +1302,22 @@
     <w:p>
       <w:pPr>
         <w:pStyle w:val="ListParagraph"/>
+        <w:spacing w:after="80" w:line="276"/>
+      </w:pPr>
+      <w:r>
+        <w:rPr>
+          <w:i/>
+          <w:iCs/>
+          <w:rFonts w:ascii="Calibri" w:cs="Calibri" w:eastAsia="Calibri" w:hAnsi="Calibri"/>
+          <w:sz w:val="21"/>
+          <w:szCs w:val="21"/>
+        </w:rPr>
+        <w:t xml:space="preserve">ADR-047 amendment (September 29, 2026; marked in place September 30, 2026): NOT PURSUED. No VPS exists (operator decision, ADR-047 §12). The pipeline and containers remain on this host; ADR-047 §3 is the operating budget, not an interim one.</w:t>
+      </w:r>
+    </w:p>
+    <w:p>
+      <w:pPr>
+        <w:pStyle w:val="ListParagraph"/>
         <w:numPr>
           <w:ilvl w:val="0"/>
           <w:numId w:val="1"/>
@@ -1325,6 +1349,22 @@
           <w:szCs w:val="21"/>
         </w:rPr>
         <w:t xml:space="preserve">Non-confidential heavy reasoning — continues to route to fee-for-service API under the existing Claude Pro subscription.</w:t>
+      </w:r>
+    </w:p>
+    <w:p>
+      <w:pPr>
+        <w:pStyle w:val="ListParagraph"/>
+        <w:spacing w:after="80" w:line="276"/>
+      </w:pPr>
+      <w:r>
+        <w:rPr>
+          <w:i/>
+          <w:iCs/>
+          <w:rFonts w:ascii="Calibri" w:cs="Calibri" w:eastAsia="Calibri" w:hAnsi="Calibri"/>
+          <w:sz w:val="21"/>
+          <w:szCs w:val="21"/>
+        </w:rPr>
+        <w:t xml:space="preserve">ADR-047 amendment (September 29, 2026; marked in place September 30, 2026): CORRECTION. A Claude Pro subscription does not include API usage; the API is billed separately. The API path is disabled until a concrete need arises; escalation is explicit, never automatic (ADR-047 §7).</w:t>
       </w:r>
     </w:p>
     <w:p>
@@ -1615,6 +1655,22 @@
     <w:p>
       <w:pPr>
         <w:pStyle w:val="ListParagraph"/>
+        <w:spacing w:after="80" w:line="276"/>
+      </w:pPr>
+      <w:r>
+        <w:rPr>
+          <w:i/>
+          <w:iCs/>
+          <w:rFonts w:ascii="Calibri" w:cs="Calibri" w:eastAsia="Calibri" w:hAnsi="Calibri"/>
+          <w:sz w:val="21"/>
+          <w:szCs w:val="21"/>
+        </w:rPr>
+        <w:t xml:space="preserve">ADR-047 amendment (September 29, 2026; marked in place September 30, 2026): moot while the VPS migration is not pursued.</w:t>
+      </w:r>
+    </w:p>
+    <w:p>
+      <w:pPr>
+        <w:pStyle w:val="ListParagraph"/>
         <w:numPr>
           <w:ilvl w:val="0"/>
           <w:numId w:val="1"/>
@@ -1686,6 +1742,22 @@
     <w:p>
       <w:pPr>
         <w:pStyle w:val="ListParagraph"/>
+        <w:spacing w:after="80" w:line="276"/>
+      </w:pPr>
+      <w:r>
+        <w:rPr>
+          <w:i/>
+          <w:iCs/>
+          <w:rFonts w:ascii="Calibri" w:cs="Calibri" w:eastAsia="Calibri" w:hAnsi="Calibri"/>
+          <w:sz w:val="21"/>
+          <w:szCs w:val="21"/>
+        </w:rPr>
+        <w:t xml:space="preserve">ADR-047 amendment (September 29, 2026; marked in place September 30, 2026): CLOSED — not pursued.</w:t>
+      </w:r>
+    </w:p>
+    <w:p>
+      <w:pPr>
+        <w:pStyle w:val="ListParagraph"/>
         <w:numPr>
           <w:ilvl w:val="0"/>
           <w:numId w:val="1"/>
@@ -1699,6 +1771,22 @@
           <w:szCs w:val="21"/>
         </w:rPr>
         <w:t xml:space="preserve">Local model refresh — gemma4:e4b is five months old as of this decision. A current model in the same size class is likely to yield a greater quality improvement for confidential work than any hardware considered here, at no cost. To be tested before any purchase is reconsidered.</w:t>
+      </w:r>
+    </w:p>
+    <w:p>
+      <w:pPr>
+        <w:pStyle w:val="ListParagraph"/>
+        <w:spacing w:after="80" w:line="276"/>
+      </w:pPr>
+      <w:r>
+        <w:rPr>
+          <w:i/>
+          <w:iCs/>
+          <w:rFonts w:ascii="Calibri" w:cs="Calibri" w:eastAsia="Calibri" w:hAnsi="Calibri"/>
+          <w:sz w:val="21"/>
+          <w:szCs w:val="21"/>
+        </w:rPr>
+        <w:t xml:space="preserve">ADR-047 amendment (September 29, 2026; marked in place September 30, 2026): DONE — bake-off recorded in ADR-047 §14. gemma4:e4b retained, thinking off, for both briefs and chat (September 30, 2026 note).</w:t>
       </w:r>
     </w:p>
     <w:p>
@@ -1717,7 +1805,7 @@
           <w:sz w:val="18"/>
           <w:szCs w:val="18"/>
         </w:rPr>
-        <w:t xml:space="preserve">Sheldon Wheeler — OpenClaw Personal Stack — ADR-043 — Decided September 20, 2026</w:t>
+        <w:t xml:space="preserve">Sheldon Wheeler — OpenClaw Personal Stack — ADR-043 — Decided September 20, 2026; amended September 29, 2026 (ADR-047)</w:t>
       </w:r>
     </w:p>
     <w:sectPr>
